--- a/fichas/lengua/ficha_lengua_lenguas-espana_6.docx
+++ b/fichas/lengua/ficha_lengua_lenguas-espana_6.docx
@@ -710,6 +710,267 @@
     </w:p>
     <w:p>
       <w:pPr>
+        <w:spacing w:after="40"/>
+      </w:pPr>
+    </w:p>
+    <w:tbl>
+      <w:tblPr>
+        <w:tblW w:type="auto" w:w="0"/>
+        <w:jc w:val="left"/>
+        <w:tblLayout w:type="fixed"/>
+        <w:tblLook w:firstColumn="1" w:firstRow="1" w:lastColumn="0" w:lastRow="0" w:noHBand="0" w:noVBand="1" w:val="04A0"/>
+        <w:tblLayout w:type="fixed"/>
+        <w:tblW w:w="10034" w:type="dxa"/>
+        <w:tblInd w:w="0" w:type="dxa"/>
+      </w:tblPr>
+      <w:tblGrid>
+        <w:gridCol w:w="10092"/>
+      </w:tblGrid>
+      <w:tr>
+        <w:tc>
+          <w:tcPr>
+            <w:tcW w:type="dxa" w:w="10035"/>
+            <w:shd w:val="clear" w:color="auto" w:fill="595959"/>
+            <w:tcBorders>
+              <w:top w:val="single" w:sz="4" w:space="0" w:color="595959"/>
+              <w:left w:val="single" w:sz="4" w:space="0" w:color="595959"/>
+              <w:bottom w:val="single" w:sz="4" w:space="0" w:color="595959"/>
+              <w:right w:val="single" w:sz="4" w:space="0" w:color="595959"/>
+            </w:tcBorders>
+          </w:tcPr>
+          <w:p>
+            <w:pPr>
+              <w:spacing w:before="60" w:after="60"/>
+            </w:pPr>
+            <w:r>
+              <w:rPr>
+                <w:b/>
+                <w:color w:val="FFFFFF"/>
+                <w:sz w:val="25"/>
+              </w:rPr>
+              <w:t>4. VERDADERO O FALSO — Repasa lo aprendido</w:t>
+            </w:r>
+          </w:p>
+        </w:tc>
+      </w:tr>
+    </w:tbl>
+    <w:p>
+      <w:pPr>
+        <w:spacing w:after="40"/>
+      </w:pPr>
+    </w:p>
+    <w:p>
+      <w:pPr>
+        <w:spacing w:after="80"/>
+      </w:pPr>
+      <w:r>
+        <w:rPr>
+          <w:i/>
+          <w:sz w:val="22"/>
+        </w:rPr>
+        <w:t>Indica si cada afirmación es verdadera (V) o falsa (F).</w:t>
+      </w:r>
+    </w:p>
+    <w:p>
+      <w:pPr>
+        <w:spacing w:after="160"/>
+      </w:pPr>
+      <w:r>
+        <w:rPr>
+          <w:sz w:val="22"/>
+        </w:rPr>
+        <w:t xml:space="preserve">1. El castellano es la lengua oficial de todo el Estado español. → ______________________</w:t>
+      </w:r>
+    </w:p>
+    <w:p>
+      <w:pPr>
+        <w:spacing w:after="160"/>
+      </w:pPr>
+      <w:r>
+        <w:rPr>
+          <w:sz w:val="22"/>
+        </w:rPr>
+        <w:t xml:space="preserve">2. El catalán es una lengua cooficial en su comunidad autónoma. → ______________________</w:t>
+      </w:r>
+    </w:p>
+    <w:p>
+      <w:pPr>
+        <w:spacing w:after="160"/>
+      </w:pPr>
+      <w:r>
+        <w:rPr>
+          <w:sz w:val="22"/>
+        </w:rPr>
+        <w:t xml:space="preserve">3. El gallego es una lengua cooficial en Galicia. → ______________________</w:t>
+      </w:r>
+    </w:p>
+    <w:p>
+      <w:pPr>
+        <w:spacing w:after="160"/>
+      </w:pPr>
+      <w:r>
+        <w:rPr>
+          <w:sz w:val="22"/>
+        </w:rPr>
+        <w:t xml:space="preserve">4. El euskera es una lengua cooficial en el País Vasco. → ______________________</w:t>
+      </w:r>
+    </w:p>
+    <w:p>
+      <w:pPr>
+        <w:spacing w:after="160"/>
+      </w:pPr>
+      <w:r>
+        <w:rPr>
+          <w:sz w:val="22"/>
+        </w:rPr>
+        <w:t xml:space="preserve">5. Todas las comunidades autónomas de España tienen una lengua cooficial. → ______________________</w:t>
+      </w:r>
+    </w:p>
+    <w:p>
+      <w:pPr>
+        <w:spacing w:after="160"/>
+      </w:pPr>
+      <w:r>
+        <w:rPr>
+          <w:sz w:val="22"/>
+        </w:rPr>
+        <w:t xml:space="preserve">6. No existen variedades del español según la zona geográfica. → ______________________</w:t>
+      </w:r>
+    </w:p>
+    <w:p>
+      <w:pPr>
+        <w:spacing w:after="160"/>
+      </w:pPr>
+      <w:r>
+        <w:rPr>
+          <w:sz w:val="22"/>
+        </w:rPr>
+        <w:t xml:space="preserve">7. El español que se habla varía según la zona geográfica. → ______________________</w:t>
+      </w:r>
+    </w:p>
+    <w:p>
+      <w:pPr>
+        <w:spacing w:after="160"/>
+      </w:pPr>
+      <w:r>
+        <w:rPr>
+          <w:sz w:val="22"/>
+        </w:rPr>
+        <w:t xml:space="preserve">8. Una lengua cooficial tiene reconocimiento legal en su territorio. → ______________________</w:t>
+      </w:r>
+    </w:p>
+    <w:p>
+      <w:pPr>
+        <w:spacing w:after="160"/>
+      </w:pPr>
+      <w:r>
+        <w:rPr>
+          <w:sz w:val="22"/>
+        </w:rPr>
+        <w:t xml:space="preserve">9. El euskera no tiene relación de parentesco clara con el resto de lenguas de España. → ______________________</w:t>
+      </w:r>
+    </w:p>
+    <w:p>
+      <w:pPr>
+        <w:spacing w:after="160"/>
+      </w:pPr>
+      <w:r>
+        <w:rPr>
+          <w:sz w:val="22"/>
+        </w:rPr>
+        <w:t xml:space="preserve">10. En Cataluña conviven el catalán y el castellano como lenguas oficiales. → ______________________</w:t>
+      </w:r>
+    </w:p>
+    <w:p>
+      <w:pPr>
+        <w:spacing w:after="160"/>
+      </w:pPr>
+      <w:r>
+        <w:rPr>
+          <w:sz w:val="22"/>
+        </w:rPr>
+        <w:t xml:space="preserve">11. En Galicia conviven el gallego y el castellano como lenguas oficiales. → ______________________</w:t>
+      </w:r>
+    </w:p>
+    <w:p>
+      <w:pPr>
+        <w:spacing w:after="160"/>
+      </w:pPr>
+      <w:r>
+        <w:rPr>
+          <w:sz w:val="22"/>
+        </w:rPr>
+        <w:t xml:space="preserve">12. Las variedades del español incluyen diferencias de vocabulario y pronunciación. → ______________________</w:t>
+      </w:r>
+    </w:p>
+    <w:p>
+      <w:pPr>
+        <w:spacing w:after="160"/>
+      </w:pPr>
+      <w:r>
+        <w:rPr>
+          <w:sz w:val="22"/>
+        </w:rPr>
+        <w:t xml:space="preserve">13. Andalucía y Canarias tienen su propia variedad del español. → ______________________</w:t>
+      </w:r>
+    </w:p>
+    <w:p>
+      <w:pPr>
+        <w:spacing w:after="160"/>
+      </w:pPr>
+      <w:r>
+        <w:rPr>
+          <w:sz w:val="22"/>
+        </w:rPr>
+        <w:t xml:space="preserve">14. Una lengua cooficial sustituye por completo al castellano en su territorio. → ______________________</w:t>
+      </w:r>
+    </w:p>
+    <w:p>
+      <w:pPr>
+        <w:spacing w:after="160"/>
+      </w:pPr>
+      <w:r>
+        <w:rPr>
+          <w:sz w:val="22"/>
+        </w:rPr>
+        <w:t xml:space="preserve">15. España tiene una única forma de hablar español en todo su territorio. → ______________________</w:t>
+      </w:r>
+    </w:p>
+    <w:p>
+      <w:pPr>
+        <w:spacing w:after="160"/>
+      </w:pPr>
+      <w:r>
+        <w:rPr>
+          <w:sz w:val="22"/>
+        </w:rPr>
+        <w:t xml:space="preserve">16. Convivir varias lenguas en un mismo territorio enriquece su cultura. → ______________________</w:t>
+      </w:r>
+    </w:p>
+    <w:p>
+      <w:pPr>
+        <w:spacing w:after="160"/>
+      </w:pPr>
+      <w:r>
+        <w:rPr>
+          <w:sz w:val="22"/>
+        </w:rPr>
+        <w:t xml:space="preserve">17. El español es una de las lenguas más habladas del mundo. → ______________________</w:t>
+      </w:r>
+    </w:p>
+    <w:p>
+      <w:pPr>
+        <w:spacing w:after="160"/>
+      </w:pPr>
+      <w:r>
+        <w:rPr>
+          <w:sz w:val="22"/>
+        </w:rPr>
+        <w:t xml:space="preserve">18. Respetar las lenguas cooficiales es importante en sus territorios. → ______________________</w:t>
+      </w:r>
+    </w:p>
+    <w:p>
+      <w:pPr>
         <w:spacing w:before="200"/>
         <w:jc w:val="center"/>
       </w:pPr>
